--- a/uebungsfaelle/bautraegervertrag-neubauwohnung/gesamt-docx/04-baubeschreibung-auszug.docx
+++ b/uebungsfaelle/bautraegervertrag-neubauwohnung/gesamt-docx/04-baubeschreibung-auszug.docx
@@ -7,15 +7,49 @@
         <w:pStyle w:val="Title"/>
       </w:pPr>
       <w:r>
-        <w:t xml:space="preserve">Baubeschreibung — Fassung Februar 2026, Version 7.2 (Auszug)</w:t>
-      </w:r>
-    </w:p>
-    <w:p>
-      <w:pPr>
-        <w:pStyle w:val="Subtitle"/>
-      </w:pPr>
-      <w:r>
-        <w:t xml:space="preserve">Fiktive Baubeschreibung zu Schulungszwecken</w:t>
+        <w:t xml:space="preserve">Baubeschreibung</w:t>
+      </w:r>
+      <w:r>
+        <w:t xml:space="preserve"> </w:t>
+      </w:r>
+      <w:r>
+        <w:t xml:space="preserve">—</w:t>
+      </w:r>
+      <w:r>
+        <w:t xml:space="preserve"> </w:t>
+      </w:r>
+      <w:r>
+        <w:t xml:space="preserve">Fassung</w:t>
+      </w:r>
+      <w:r>
+        <w:t xml:space="preserve"> </w:t>
+      </w:r>
+      <w:r>
+        <w:t xml:space="preserve">Februar</w:t>
+      </w:r>
+      <w:r>
+        <w:t xml:space="preserve"> </w:t>
+      </w:r>
+      <w:r>
+        <w:t xml:space="preserve">2026,</w:t>
+      </w:r>
+      <w:r>
+        <w:t xml:space="preserve"> </w:t>
+      </w:r>
+      <w:r>
+        <w:t xml:space="preserve">Version</w:t>
+      </w:r>
+      <w:r>
+        <w:t xml:space="preserve"> </w:t>
+      </w:r>
+      <w:r>
+        <w:t xml:space="preserve">7.2</w:t>
+      </w:r>
+      <w:r>
+        <w:t xml:space="preserve"> </w:t>
+      </w:r>
+      <w:r>
+        <w:t xml:space="preserve">(Auszug)</w:t>
       </w:r>
     </w:p>
     <w:p>
@@ -23,7 +57,7 @@
         <w:br w:type="page"/>
       </w:r>
     </w:p>
-    <w:bookmarkStart w:id="10" w:name="baubeschreibung-quartier-am-birkenpfuhl"/>
+    <w:bookmarkStart w:id="21" w:name="baubeschreibung-quartier-am-birkenpfuhl"/>
     <w:p>
       <w:pPr>
         <w:pStyle w:val="Heading1"/>
@@ -64,7 +98,7 @@
         <w:t xml:space="preserve">Bezug: Haus 4, Wohnung 4.27 (3. Obergeschoss) nebst Kellerabteil K-4.27, Terrasse T-4.27 und Tiefgaragenstellplatz TG-127</w:t>
       </w:r>
     </w:p>
-    <w:bookmarkStart w:id="9" w:name="vorbemerkungen-zur-baubeschreibung"/>
+    <w:bookmarkStart w:id="20" w:name="vorbemerkungen-zur-baubeschreibung"/>
     <w:p>
       <w:pPr>
         <w:pStyle w:val="Heading2"/>
@@ -79,8 +113,8 @@
       </w:pPr>
       <w:r>
         <w:rPr>
-          <w:b/>
-          <w:bCs/>
+          <w:bCs/>
+          <w:b/>
         </w:rPr>
         <w:t xml:space="preserve">V.1</w:t>
       </w:r>
@@ -97,8 +131,8 @@
       </w:pPr>
       <w:r>
         <w:rPr>
-          <w:b/>
-          <w:bCs/>
+          <w:bCs/>
+          <w:b/>
         </w:rPr>
         <w:t xml:space="preserve">V.2</w:t>
       </w:r>
@@ -115,8 +149,8 @@
       </w:pPr>
       <w:r>
         <w:rPr>
-          <w:b/>
-          <w:bCs/>
+          <w:bCs/>
+          <w:b/>
         </w:rPr>
         <w:t xml:space="preserve">V.3</w:t>
       </w:r>
@@ -133,8 +167,8 @@
       </w:pPr>
       <w:r>
         <w:rPr>
-          <w:b/>
-          <w:bCs/>
+          <w:bCs/>
+          <w:b/>
         </w:rPr>
         <w:t xml:space="preserve">V.4</w:t>
       </w:r>
@@ -150,9 +184,9 @@
         <w:br w:type="page"/>
       </w:r>
     </w:p>
-    <w:bookmarkEnd w:id="9"/>
-    <w:bookmarkEnd w:id="10"/>
-    <w:bookmarkStart w:id="11" w:name="allgemeines-gebäudekonzept"/>
+    <w:bookmarkEnd w:id="20"/>
+    <w:bookmarkEnd w:id="21"/>
+    <w:bookmarkStart w:id="22" w:name="allgemeines-gebäudekonzept"/>
     <w:p>
       <w:pPr>
         <w:pStyle w:val="Heading1"/>
@@ -167,8 +201,8 @@
       </w:pPr>
       <w:r>
         <w:rPr>
-          <w:b/>
-          <w:bCs/>
+          <w:bCs/>
+          <w:b/>
         </w:rPr>
         <w:t xml:space="preserve">1.1</w:t>
       </w:r>
@@ -185,8 +219,8 @@
       </w:pPr>
       <w:r>
         <w:rPr>
-          <w:b/>
-          <w:bCs/>
+          <w:bCs/>
+          <w:b/>
         </w:rPr>
         <w:t xml:space="preserve">1.2</w:t>
       </w:r>
@@ -203,8 +237,8 @@
       </w:pPr>
       <w:r>
         <w:rPr>
-          <w:b/>
-          <w:bCs/>
+          <w:bCs/>
+          <w:b/>
         </w:rPr>
         <w:t xml:space="preserve">1.3</w:t>
       </w:r>
@@ -215,8 +249,8 @@
         <w:t xml:space="preserve">Konstruktive und gestalterische Änderungen, die sich aus der Fortschreibung der Ausführungsplanung, aus behördlichen Auflagen, aus der Tragwerksplanung oder aus der Abstimmung der Fachplaner ergeben, bleiben vorbehalten, soweit der Gesamtcharakter des Bauvorhabens gewahrt bleibt.</w:t>
       </w:r>
     </w:p>
-    <w:bookmarkEnd w:id="11"/>
-    <w:bookmarkStart w:id="12" w:name="baugrund-gründung-baugrube"/>
+    <w:bookmarkEnd w:id="22"/>
+    <w:bookmarkStart w:id="23" w:name="baugrund-gründung-baugrube"/>
     <w:p>
       <w:pPr>
         <w:pStyle w:val="Heading1"/>
@@ -231,8 +265,8 @@
       </w:pPr>
       <w:r>
         <w:rPr>
-          <w:b/>
-          <w:bCs/>
+          <w:bCs/>
+          <w:b/>
         </w:rPr>
         <w:t xml:space="preserve">2.1</w:t>
       </w:r>
@@ -249,8 +283,8 @@
       </w:pPr>
       <w:r>
         <w:rPr>
-          <w:b/>
-          <w:bCs/>
+          <w:bCs/>
+          <w:b/>
         </w:rPr>
         <w:t xml:space="preserve">2.2</w:t>
       </w:r>
@@ -261,8 +295,8 @@
         <w:t xml:space="preserve">Maßnahmen der Wasserhaltung, des Baugrubenverbaus, der Grundwasserabsenkung sowie etwaige Anpassungen infolge tatsächlicher Baugrund-, Grundwasser-, Altlasten- oder Kampfmittelbefunde gehören zur bauseitigen Herstellung, begründen jedoch keine über diese Baubeschreibung hinausgehende Beschaffenheit. Die Abdichtung der erdberührten Bauteile erfolgt nach den einschlägigen technischen Regelwerken in einer für die vorgesehene Nutzung geeigneten Ausführung.</w:t>
       </w:r>
     </w:p>
-    <w:bookmarkEnd w:id="12"/>
-    <w:bookmarkStart w:id="13" w:name="rohbau-und-konstruktion"/>
+    <w:bookmarkEnd w:id="23"/>
+    <w:bookmarkStart w:id="24" w:name="rohbau-und-konstruktion"/>
     <w:p>
       <w:pPr>
         <w:pStyle w:val="Heading1"/>
@@ -277,8 +311,8 @@
       </w:pPr>
       <w:r>
         <w:rPr>
-          <w:b/>
-          <w:bCs/>
+          <w:bCs/>
+          <w:b/>
         </w:rPr>
         <w:t xml:space="preserve">3.1</w:t>
       </w:r>
@@ -295,8 +329,8 @@
       </w:pPr>
       <w:r>
         <w:rPr>
-          <w:b/>
-          <w:bCs/>
+          <w:bCs/>
+          <w:b/>
         </w:rPr>
         <w:t xml:space="preserve">3.2</w:t>
       </w:r>
@@ -313,8 +347,8 @@
       </w:pPr>
       <w:r>
         <w:rPr>
-          <w:b/>
-          <w:bCs/>
+          <w:bCs/>
+          <w:b/>
         </w:rPr>
         <w:t xml:space="preserve">3.3</w:t>
       </w:r>
@@ -325,8 +359,8 @@
         <w:t xml:space="preserve">Die lichte Raumhöhe der Wohnräume beträgt ca. 2,60 m, im Bereich von Unterzügen, abgehängten Decken und Installationsführungen entsprechend weniger.</w:t>
       </w:r>
     </w:p>
-    <w:bookmarkEnd w:id="13"/>
-    <w:bookmarkStart w:id="14" w:name="fassade-außenwände-wärmedämmung"/>
+    <w:bookmarkEnd w:id="24"/>
+    <w:bookmarkStart w:id="25" w:name="fassade-außenwände-wärmedämmung"/>
     <w:p>
       <w:pPr>
         <w:pStyle w:val="Heading1"/>
@@ -341,8 +375,8 @@
       </w:pPr>
       <w:r>
         <w:rPr>
-          <w:b/>
-          <w:bCs/>
+          <w:bCs/>
+          <w:b/>
         </w:rPr>
         <w:t xml:space="preserve">4.1</w:t>
       </w:r>
@@ -359,8 +393,8 @@
       </w:pPr>
       <w:r>
         <w:rPr>
-          <w:b/>
-          <w:bCs/>
+          <w:bCs/>
+          <w:b/>
         </w:rPr>
         <w:t xml:space="preserve">4.2</w:t>
       </w:r>
@@ -371,8 +405,8 @@
         <w:t xml:space="preserve">Dämmstärken und Dämmstoffe werden nach den energetischen Nachweisen bemessen (vgl. Abschnitt 17).</w:t>
       </w:r>
     </w:p>
-    <w:bookmarkEnd w:id="14"/>
-    <w:bookmarkStart w:id="15" w:name="dach"/>
+    <w:bookmarkEnd w:id="25"/>
+    <w:bookmarkStart w:id="26" w:name="dach"/>
     <w:p>
       <w:pPr>
         <w:pStyle w:val="Heading1"/>
@@ -387,8 +421,8 @@
       </w:pPr>
       <w:r>
         <w:rPr>
-          <w:b/>
-          <w:bCs/>
+          <w:bCs/>
+          <w:b/>
         </w:rPr>
         <w:t xml:space="preserve">5.1</w:t>
       </w:r>
@@ -405,8 +439,8 @@
       </w:pPr>
       <w:r>
         <w:rPr>
-          <w:b/>
-          <w:bCs/>
+          <w:bCs/>
+          <w:b/>
         </w:rPr>
         <w:t xml:space="preserve">5.2</w:t>
       </w:r>
@@ -417,8 +451,8 @@
         <w:t xml:space="preserve">Eine Nutzung der Dachflächen durch die Erwerber des Hauses 4 ist nicht geschuldet, soweit nicht in der Teilungserklärung ausdrücklich ein Sondernutzungsrecht zugewiesen ist.</w:t>
       </w:r>
     </w:p>
-    <w:bookmarkEnd w:id="15"/>
-    <w:bookmarkStart w:id="16" w:name="fenster-außentüren-verglasung"/>
+    <w:bookmarkEnd w:id="26"/>
+    <w:bookmarkStart w:id="27" w:name="fenster-außentüren-verglasung"/>
     <w:p>
       <w:pPr>
         <w:pStyle w:val="Heading1"/>
@@ -433,8 +467,8 @@
       </w:pPr>
       <w:r>
         <w:rPr>
-          <w:b/>
-          <w:bCs/>
+          <w:bCs/>
+          <w:b/>
         </w:rPr>
         <w:t xml:space="preserve">6.1</w:t>
       </w:r>
@@ -451,8 +485,8 @@
       </w:pPr>
       <w:r>
         <w:rPr>
-          <w:b/>
-          <w:bCs/>
+          <w:bCs/>
+          <w:b/>
         </w:rPr>
         <w:t xml:space="preserve">6.2</w:t>
       </w:r>
@@ -469,8 +503,8 @@
       </w:pPr>
       <w:r>
         <w:rPr>
-          <w:b/>
-          <w:bCs/>
+          <w:bCs/>
+          <w:b/>
         </w:rPr>
         <w:t xml:space="preserve">6.3</w:t>
       </w:r>
@@ -481,8 +515,8 @@
         <w:t xml:space="preserve">Die Wohnungseingangstür wird als Tür mit üblichem Einbruch- und Schallschutz in handelsüblicher Qualität ausgeführt.</w:t>
       </w:r>
     </w:p>
-    <w:bookmarkEnd w:id="16"/>
-    <w:bookmarkStart w:id="17" w:name="innenausbau-wände-decken-estrich"/>
+    <w:bookmarkEnd w:id="27"/>
+    <w:bookmarkStart w:id="28" w:name="innenausbau-wände-decken-estrich"/>
     <w:p>
       <w:pPr>
         <w:pStyle w:val="Heading1"/>
@@ -497,8 +531,8 @@
       </w:pPr>
       <w:r>
         <w:rPr>
-          <w:b/>
-          <w:bCs/>
+          <w:bCs/>
+          <w:b/>
         </w:rPr>
         <w:t xml:space="preserve">7.1</w:t>
       </w:r>
@@ -515,8 +549,8 @@
       </w:pPr>
       <w:r>
         <w:rPr>
-          <w:b/>
-          <w:bCs/>
+          <w:bCs/>
+          <w:b/>
         </w:rPr>
         <w:t xml:space="preserve">7.2</w:t>
       </w:r>
@@ -527,8 +561,8 @@
         <w:t xml:space="preserve">In den Wohnräumen wird ein schwimmender Estrich auf Dämmung eingebracht. Der Estrich wird für die in Abschnitt 8 vorgesehenen Bodenbeläge vorbereitet.</w:t>
       </w:r>
     </w:p>
-    <w:bookmarkEnd w:id="17"/>
-    <w:bookmarkStart w:id="18" w:name="bodenbeläge"/>
+    <w:bookmarkEnd w:id="28"/>
+    <w:bookmarkStart w:id="29" w:name="bodenbeläge"/>
     <w:p>
       <w:pPr>
         <w:pStyle w:val="Heading1"/>
@@ -543,8 +577,8 @@
       </w:pPr>
       <w:r>
         <w:rPr>
-          <w:b/>
-          <w:bCs/>
+          <w:bCs/>
+          <w:b/>
         </w:rPr>
         <w:t xml:space="preserve">8.1</w:t>
       </w:r>
@@ -561,8 +595,8 @@
       </w:pPr>
       <w:r>
         <w:rPr>
-          <w:b/>
-          <w:bCs/>
+          <w:bCs/>
+          <w:b/>
         </w:rPr>
         <w:t xml:space="preserve">8.2</w:t>
       </w:r>
@@ -573,8 +607,8 @@
         <w:t xml:space="preserve">Der Käufer kann im Rahmen der Bemusterung aus dem jeweils gültigen Standardsortiment auswählen, soweit der Baufortschritt dies noch zulässt. Eine Auswahl außerhalb des Standardsortiments ist als Sonderwunsch gesondert zu vereinbaren und zu vergüten.</w:t>
       </w:r>
     </w:p>
-    <w:bookmarkEnd w:id="18"/>
-    <w:bookmarkStart w:id="19" w:name="innentüren"/>
+    <w:bookmarkEnd w:id="29"/>
+    <w:bookmarkStart w:id="30" w:name="innentüren"/>
     <w:p>
       <w:pPr>
         <w:pStyle w:val="Heading1"/>
@@ -589,8 +623,8 @@
       </w:pPr>
       <w:r>
         <w:rPr>
-          <w:b/>
-          <w:bCs/>
+          <w:bCs/>
+          <w:b/>
         </w:rPr>
         <w:t xml:space="preserve">9.1</w:t>
       </w:r>
@@ -601,8 +635,8 @@
         <w:t xml:space="preserve">Die Innentüren werden als Zimmertüren in handelsüblicher Ausführung mit Standardbeschlag eingebaut. Oberfläche, Farbe und Drückergarnitur richten sich nach dem Standardsortiment des Verkäufers.</w:t>
       </w:r>
     </w:p>
-    <w:bookmarkEnd w:id="19"/>
-    <w:bookmarkStart w:id="20" w:name="sanitärobjekte-und-sanitärausstattung"/>
+    <w:bookmarkEnd w:id="30"/>
+    <w:bookmarkStart w:id="31" w:name="sanitärobjekte-und-sanitärausstattung"/>
     <w:p>
       <w:pPr>
         <w:pStyle w:val="Heading1"/>
@@ -617,8 +651,8 @@
       </w:pPr>
       <w:r>
         <w:rPr>
-          <w:b/>
-          <w:bCs/>
+          <w:bCs/>
+          <w:b/>
         </w:rPr>
         <w:t xml:space="preserve">10.1</w:t>
       </w:r>
@@ -635,8 +669,8 @@
       </w:pPr>
       <w:r>
         <w:rPr>
-          <w:b/>
-          <w:bCs/>
+          <w:bCs/>
+          <w:b/>
         </w:rPr>
         <w:t xml:space="preserve">10.2</w:t>
       </w:r>
@@ -647,8 +681,8 @@
         <w:t xml:space="preserve">Anzahl, Anordnung und Art der Sanitärobjekte ergeben sich aus den Ausführungsplänen. Änderungen der Anordnung infolge der Haustechnik- und Schachtplanung bleiben vorbehalten.</w:t>
       </w:r>
     </w:p>
-    <w:bookmarkEnd w:id="20"/>
-    <w:bookmarkStart w:id="21" w:name="heizung-warmwasser"/>
+    <w:bookmarkEnd w:id="31"/>
+    <w:bookmarkStart w:id="32" w:name="heizung-warmwasser"/>
     <w:p>
       <w:pPr>
         <w:pStyle w:val="Heading1"/>
@@ -663,8 +697,8 @@
       </w:pPr>
       <w:r>
         <w:rPr>
-          <w:b/>
-          <w:bCs/>
+          <w:bCs/>
+          <w:b/>
         </w:rPr>
         <w:t xml:space="preserve">11.1</w:t>
       </w:r>
@@ -681,8 +715,8 @@
       </w:pPr>
       <w:r>
         <w:rPr>
-          <w:b/>
-          <w:bCs/>
+          <w:bCs/>
+          <w:b/>
         </w:rPr>
         <w:t xml:space="preserve">11.2</w:t>
       </w:r>
@@ -693,8 +727,8 @@
         <w:t xml:space="preserve">Die Wärme- und Warmwasserlieferung kann über einen Wärmeliefer-/Contractingvertrag erfolgen. Die hieraus entstehenden Kosten tragen die Erwerber nach Maßgabe der Teilungserklärung.</w:t>
       </w:r>
     </w:p>
-    <w:bookmarkEnd w:id="21"/>
-    <w:bookmarkStart w:id="22" w:name="lüftung"/>
+    <w:bookmarkEnd w:id="32"/>
+    <w:bookmarkStart w:id="33" w:name="lüftung"/>
     <w:p>
       <w:pPr>
         <w:pStyle w:val="Heading1"/>
@@ -709,8 +743,8 @@
       </w:pPr>
       <w:r>
         <w:rPr>
-          <w:b/>
-          <w:bCs/>
+          <w:bCs/>
+          <w:b/>
         </w:rPr>
         <w:t xml:space="preserve">12.1</w:t>
       </w:r>
@@ -721,8 +755,8 @@
         <w:t xml:space="preserve">Innenliegende Bäder und fensterlose Räume werden be- und entlüftet. Ob und in welchem Umfang eine kontrollierte Wohnraumlüftung mit Wärmerückgewinnung ausgeführt wird, richtet sich nach den energetischen Nachweisen und der Festlegung des Verkäufers. Eine bestimmte Luftwechselrate oder eine bestimmte sommerliche Raumtemperatur wird nicht geschuldet.</w:t>
       </w:r>
     </w:p>
-    <w:bookmarkEnd w:id="22"/>
-    <w:bookmarkStart w:id="23" w:name="Xa8f621190aed3caf72187bd0552b9ced3adc76f"/>
+    <w:bookmarkEnd w:id="33"/>
+    <w:bookmarkStart w:id="34" w:name="Xa8f621190aed3caf72187bd0552b9ced3adc76f"/>
     <w:p>
       <w:pPr>
         <w:pStyle w:val="Heading1"/>
@@ -737,8 +771,8 @@
       </w:pPr>
       <w:r>
         <w:rPr>
-          <w:b/>
-          <w:bCs/>
+          <w:bCs/>
+          <w:b/>
         </w:rPr>
         <w:t xml:space="preserve">13.1</w:t>
       </w:r>
@@ -755,8 +789,8 @@
       </w:pPr>
       <w:r>
         <w:rPr>
-          <w:b/>
-          <w:bCs/>
+          <w:bCs/>
+          <w:b/>
         </w:rPr>
         <w:t xml:space="preserve">13.2</w:t>
       </w:r>
@@ -773,8 +807,8 @@
       </w:pPr>
       <w:r>
         <w:rPr>
-          <w:b/>
-          <w:bCs/>
+          <w:bCs/>
+          <w:b/>
         </w:rPr>
         <w:t xml:space="preserve">13.3</w:t>
       </w:r>
@@ -785,8 +819,8 @@
         <w:t xml:space="preserve">Ob die Tiefgarage mit Lade-Infrastruktur und ob das Gebäude mit einer Photovoltaikanlage ausgestattet wird, bestimmt der Verkäufer im Rahmen der Gesamtplanung. Ein Anspruch des einzelnen Erwerbers hierauf besteht nicht.</w:t>
       </w:r>
     </w:p>
-    <w:bookmarkEnd w:id="23"/>
-    <w:bookmarkStart w:id="24" w:name="aufzug"/>
+    <w:bookmarkEnd w:id="34"/>
+    <w:bookmarkStart w:id="35" w:name="aufzug"/>
     <w:p>
       <w:pPr>
         <w:pStyle w:val="Heading1"/>
@@ -801,8 +835,8 @@
       </w:pPr>
       <w:r>
         <w:rPr>
-          <w:b/>
-          <w:bCs/>
+          <w:bCs/>
+          <w:b/>
         </w:rPr>
         <w:t xml:space="preserve">14.1</w:t>
       </w:r>
@@ -813,8 +847,8 @@
         <w:t xml:space="preserve">Haus 4 erhält einen Personenaufzug in handelsüblicher Ausführung, der die Wohngeschosse und die Tiefgarage erschließt. Fabrikat, Förderhöhe und Kabinenausstattung wählt der Verkäufer.</w:t>
       </w:r>
     </w:p>
-    <w:bookmarkEnd w:id="24"/>
-    <w:bookmarkStart w:id="25" w:name="tiefgarage"/>
+    <w:bookmarkEnd w:id="35"/>
+    <w:bookmarkStart w:id="36" w:name="tiefgarage"/>
     <w:p>
       <w:pPr>
         <w:pStyle w:val="Heading1"/>
@@ -829,8 +863,8 @@
       </w:pPr>
       <w:r>
         <w:rPr>
-          <w:b/>
-          <w:bCs/>
+          <w:bCs/>
+          <w:b/>
         </w:rPr>
         <w:t xml:space="preserve">15.1</w:t>
       </w:r>
@@ -847,8 +881,8 @@
       </w:pPr>
       <w:r>
         <w:rPr>
-          <w:b/>
-          <w:bCs/>
+          <w:bCs/>
+          <w:b/>
         </w:rPr>
         <w:t xml:space="preserve">15.2</w:t>
       </w:r>
@@ -859,8 +893,8 @@
         <w:t xml:space="preserve">Der dem Käufer zugeordnete Stellplatz TG-127 wird als Standard-Stellplatz hergestellt. Eine bestimmte Mindestbreite oder Mindesthöhe über das bauordnungsrechtlich Erforderliche hinaus wird nicht geschuldet.</w:t>
       </w:r>
     </w:p>
-    <w:bookmarkEnd w:id="25"/>
-    <w:bookmarkStart w:id="26" w:name="schall--wärme--feuchte--und-brandschutz"/>
+    <w:bookmarkEnd w:id="36"/>
+    <w:bookmarkStart w:id="37" w:name="schall--wärme--feuchte--und-brandschutz"/>
     <w:p>
       <w:pPr>
         <w:pStyle w:val="Heading1"/>
@@ -875,8 +909,8 @@
       </w:pPr>
       <w:r>
         <w:rPr>
-          <w:b/>
-          <w:bCs/>
+          <w:bCs/>
+          <w:b/>
         </w:rPr>
         <w:t xml:space="preserve">16.1</w:t>
       </w:r>
@@ -893,8 +927,8 @@
       </w:pPr>
       <w:r>
         <w:rPr>
-          <w:b/>
-          <w:bCs/>
+          <w:bCs/>
+          <w:b/>
         </w:rPr>
         <w:t xml:space="preserve">16.2</w:t>
       </w:r>
@@ -909,8 +943,8 @@
       </w:r>
       <w:r>
         <w:rPr>
+          <w:iCs/>
           <w:i/>
-          <w:iCs/>
         </w:rPr>
         <w:t xml:space="preserve">(in dieser Fassung nicht eingetragen)</w:t>
       </w:r>
@@ -918,8 +952,8 @@
         <w:t xml:space="preserve">.</w:t>
       </w:r>
     </w:p>
-    <w:bookmarkEnd w:id="26"/>
-    <w:bookmarkStart w:id="27" w:name="energetischer-standard"/>
+    <w:bookmarkEnd w:id="37"/>
+    <w:bookmarkStart w:id="38" w:name="energetischer-standard"/>
     <w:p>
       <w:pPr>
         <w:pStyle w:val="Heading1"/>
@@ -934,8 +968,8 @@
       </w:pPr>
       <w:r>
         <w:rPr>
-          <w:b/>
-          <w:bCs/>
+          <w:bCs/>
+          <w:b/>
         </w:rPr>
         <w:t xml:space="preserve">17.1</w:t>
       </w:r>
@@ -946,8 +980,8 @@
         <w:t xml:space="preserve">Das Gebäude wird nach den zum Tag der Erteilung der Baugenehmigung geltenden energetischen Anforderungen errichtet. Eine bestimmte KfW-Effizienzhausklasse, ein bestimmter Primärenergiebedarf oder eine bestimmte GEG-Stufe wird nicht geschuldet, soweit nicht ausdrücklich mit Zahlenwert vereinbart.</w:t>
       </w:r>
     </w:p>
-    <w:bookmarkEnd w:id="27"/>
-    <w:bookmarkStart w:id="28" w:name="außenanlagen-gemeinschaftsflächen"/>
+    <w:bookmarkEnd w:id="38"/>
+    <w:bookmarkStart w:id="39" w:name="außenanlagen-gemeinschaftsflächen"/>
     <w:p>
       <w:pPr>
         <w:pStyle w:val="Heading1"/>
@@ -962,8 +996,8 @@
       </w:pPr>
       <w:r>
         <w:rPr>
-          <w:b/>
-          <w:bCs/>
+          <w:bCs/>
+          <w:b/>
         </w:rPr>
         <w:t xml:space="preserve">18.1</w:t>
       </w:r>
@@ -980,8 +1014,8 @@
       </w:pPr>
       <w:r>
         <w:rPr>
-          <w:b/>
-          <w:bCs/>
+          <w:bCs/>
+          <w:b/>
         </w:rPr>
         <w:t xml:space="preserve">18.2</w:t>
       </w:r>
@@ -992,8 +1026,8 @@
         <w:t xml:space="preserve">Die Terrasse T-4.27 wird mit einem Bodenbelag in für Außenflächen üblicher Qualität hergestellt.</w:t>
       </w:r>
     </w:p>
-    <w:bookmarkEnd w:id="28"/>
-    <w:bookmarkStart w:id="29" w:name="wohnflächen"/>
+    <w:bookmarkEnd w:id="39"/>
+    <w:bookmarkStart w:id="40" w:name="wohnflächen"/>
     <w:p>
       <w:pPr>
         <w:pStyle w:val="Heading1"/>
@@ -1008,8 +1042,8 @@
       </w:pPr>
       <w:r>
         <w:rPr>
-          <w:b/>
-          <w:bCs/>
+          <w:bCs/>
+          <w:b/>
         </w:rPr>
         <w:t xml:space="preserve">19.1</w:t>
       </w:r>
@@ -1020,8 +1054,8 @@
         <w:t xml:space="preserve">Die Wohnfläche der Wohnung 4.27 beträgt ca. 118,4 m². Die Ermittlung erfolgt nach DIN 277. Maßgeblich ist die nach Fertigstellung tatsächlich erbrachte Ausführung; die ca.-Angabe ist keine zugesicherte Eigenschaft.</w:t>
       </w:r>
     </w:p>
-    <w:bookmarkEnd w:id="29"/>
-    <w:bookmarkStart w:id="30" w:name="bemusterung-sonderwünsche"/>
+    <w:bookmarkEnd w:id="40"/>
+    <w:bookmarkStart w:id="41" w:name="bemusterung-sonderwünsche"/>
     <w:p>
       <w:pPr>
         <w:pStyle w:val="Heading1"/>
@@ -1036,8 +1070,8 @@
       </w:pPr>
       <w:r>
         <w:rPr>
-          <w:b/>
-          <w:bCs/>
+          <w:bCs/>
+          <w:b/>
         </w:rPr>
         <w:t xml:space="preserve">20.1</w:t>
       </w:r>
@@ -1054,8 +1088,8 @@
       </w:pPr>
       <w:r>
         <w:rPr>
-          <w:b/>
-          <w:bCs/>
+          <w:bCs/>
+          <w:b/>
         </w:rPr>
         <w:t xml:space="preserve">20.2</w:t>
       </w:r>
@@ -1072,8 +1106,8 @@
       </w:pPr>
       <w:r>
         <w:rPr>
-          <w:b/>
-          <w:bCs/>
+          <w:bCs/>
+          <w:b/>
         </w:rPr>
         <w:t xml:space="preserve">20.3</w:t>
       </w:r>
@@ -1089,8 +1123,8 @@
         <w:br w:type="page"/>
       </w:r>
     </w:p>
-    <w:bookmarkEnd w:id="30"/>
-    <w:bookmarkStart w:id="31" w:name="schlussbestimmungen-der-baubeschreibung"/>
+    <w:bookmarkEnd w:id="41"/>
+    <w:bookmarkStart w:id="42" w:name="schlussbestimmungen-der-baubeschreibung"/>
     <w:p>
       <w:pPr>
         <w:pStyle w:val="Heading1"/>
@@ -1105,8 +1139,8 @@
       </w:pPr>
       <w:r>
         <w:rPr>
-          <w:b/>
-          <w:bCs/>
+          <w:bCs/>
+          <w:b/>
         </w:rPr>
         <w:t xml:space="preserve">S.1</w:t>
       </w:r>
@@ -1123,8 +1157,8 @@
       </w:pPr>
       <w:r>
         <w:rPr>
-          <w:b/>
-          <w:bCs/>
+          <w:bCs/>
+          <w:b/>
         </w:rPr>
         <w:t xml:space="preserve">S.2</w:t>
       </w:r>
@@ -1151,12 +1185,8 @@
         <w:t xml:space="preserve">Hohenwartshofen Quartiersentwicklung GmbH &amp; Co. KG</w:t>
       </w:r>
     </w:p>
-    <w:bookmarkEnd w:id="31"/>
-    <w:sectPr>
-      <w:footnotePr>
-        <w:numRestart w:val="eachSect"/>
-      </w:footnotePr>
-    </w:sectPr>
+    <w:bookmarkEnd w:id="42"/>
+    <w:sectPr/>
   </w:body>
 </w:document>
 </file>
@@ -1187,14 +1217,14 @@
 <file path=word/numbering.xml><?xml version="1.0" encoding="utf-8"?>
 <w:numbering xmlns:w="http://schemas.openxmlformats.org/wordprocessingml/2006/main">
   <w:abstractNum w:abstractNumId="990">
-    <w:nsid w:val="0000A990"/>
+    <w:nsid w:val="A990"/>
     <w:multiLevelType w:val="multilevel"/>
     <w:lvl w:ilvl="0">
       <w:numFmt w:val="bullet"/>
       <w:lvlText w:val=" "/>
       <w:lvlJc w:val="left"/>
       <w:pPr>
-        <w:ind w:left="720" w:hanging="360"/>
+        <w:ind w:left="720" w:hanging="480"/>
       </w:pPr>
     </w:lvl>
     <w:lvl w:ilvl="1">
@@ -1202,7 +1232,7 @@
       <w:lvlText w:val=" "/>
       <w:lvlJc w:val="left"/>
       <w:pPr>
-        <w:ind w:left="1440" w:hanging="360"/>
+        <w:ind w:left="1440" w:hanging="480"/>
       </w:pPr>
     </w:lvl>
     <w:lvl w:ilvl="2">
@@ -1210,7 +1240,7 @@
       <w:lvlText w:val=" "/>
       <w:lvlJc w:val="left"/>
       <w:pPr>
-        <w:ind w:left="2160" w:hanging="360"/>
+        <w:ind w:left="2160" w:hanging="480"/>
       </w:pPr>
     </w:lvl>
     <w:lvl w:ilvl="3">
@@ -1218,7 +1248,7 @@
       <w:lvlText w:val=" "/>
       <w:lvlJc w:val="left"/>
       <w:pPr>
-        <w:ind w:left="2880" w:hanging="360"/>
+        <w:ind w:left="2880" w:hanging="480"/>
       </w:pPr>
     </w:lvl>
     <w:lvl w:ilvl="4">
@@ -1226,7 +1256,7 @@
       <w:lvlText w:val=" "/>
       <w:lvlJc w:val="left"/>
       <w:pPr>
-        <w:ind w:left="3600" w:hanging="360"/>
+        <w:ind w:left="3600" w:hanging="480"/>
       </w:pPr>
     </w:lvl>
     <w:lvl w:ilvl="5">
@@ -1234,7 +1264,7 @@
       <w:lvlText w:val=" "/>
       <w:lvlJc w:val="left"/>
       <w:pPr>
-        <w:ind w:left="4320" w:hanging="360"/>
+        <w:ind w:left="4320" w:hanging="480"/>
       </w:pPr>
     </w:lvl>
     <w:lvl w:ilvl="6">
@@ -1242,7 +1272,7 @@
       <w:lvlText w:val=" "/>
       <w:lvlJc w:val="left"/>
       <w:pPr>
-        <w:ind w:left="5040" w:hanging="360"/>
+        <w:ind w:left="5040" w:hanging="480"/>
       </w:pPr>
     </w:lvl>
     <w:lvl w:ilvl="7">
@@ -1250,7 +1280,7 @@
       <w:lvlText w:val=" "/>
       <w:lvlJc w:val="left"/>
       <w:pPr>
-        <w:ind w:left="5760" w:hanging="360"/>
+        <w:ind w:left="5760" w:hanging="480"/>
       </w:pPr>
     </w:lvl>
     <w:lvl w:ilvl="8">
@@ -1258,7 +1288,7 @@
       <w:lvlText w:val=" "/>
       <w:lvlJc w:val="left"/>
       <w:pPr>
-        <w:ind w:left="6480" w:hanging="360"/>
+        <w:ind w:left="6480" w:hanging="480"/>
       </w:pPr>
     </w:lvl>
   </w:abstractNum>
@@ -1273,10 +1303,10 @@
   <w:docDefaults>
     <w:rPrDefault>
       <w:rPr>
-        <w:rFonts w:asciiTheme="minorHAnsi" w:cstheme="minorBidi" w:eastAsiaTheme="minorEastAsia" w:hAnsiTheme="minorHAnsi"/>
+        <w:rFonts w:asciiTheme="minorHAnsi" w:cstheme="minorBidi" w:eastAsiaTheme="minorHAnsi" w:hAnsiTheme="minorHAnsi"/>
         <w:sz w:val="24"/>
         <w:szCs w:val="24"/>
-        <w:lang w:bidi="ar-SA" w:eastAsia="zh-CN" w:val="en-US"/>
+        <w:lang w:bidi="ar-SA" w:eastAsia="en-US" w:val="en-US"/>
       </w:rPr>
     </w:rPrDefault>
     <w:pPrDefault>
@@ -1294,10 +1324,10 @@
     <w:name w:val="Body Text"/>
     <w:basedOn w:val="Normal"/>
     <w:link w:val="BodyTextChar"/>
-    <w:qFormat/>
     <w:pPr>
       <w:spacing w:after="180" w:before="180"/>
     </w:pPr>
+    <w:qFormat/>
   </w:style>
   <w:style w:customStyle="1" w:styleId="FirstParagraph" w:type="paragraph">
     <w:name w:val="First Paragraph"/>
@@ -1317,94 +1347,57 @@
     <w:name w:val="Title"/>
     <w:basedOn w:val="Normal"/>
     <w:next w:val="BodyText"/>
-    <w:link w:val="TitleChar"/>
-    <w:uiPriority w:val="10"/>
     <w:qFormat/>
-    <w:rsid w:val="00A10FD9"/>
     <w:pPr>
-      <w:spacing w:after="80" w:line="240" w:lineRule="auto"/>
-      <w:contextualSpacing/>
+      <w:keepNext/>
+      <w:keepLines/>
+      <w:spacing w:after="240" w:before="480"/>
       <w:jc w:val="center"/>
     </w:pPr>
     <w:rPr>
       <w:rFonts w:asciiTheme="majorHAnsi" w:cstheme="majorBidi" w:eastAsiaTheme="majorEastAsia" w:hAnsiTheme="majorHAnsi"/>
-      <w:sz w:val="56"/>
-      <w:szCs w:val="56"/>
-    </w:rPr>
-  </w:style>
-  <w:style w:customStyle="1" w:styleId="TitleChar" w:type="character">
-    <w:name w:val="Title Char"/>
-    <w:basedOn w:val="DefaultParagraphFont"/>
-    <w:link w:val="Title"/>
-    <w:uiPriority w:val="10"/>
-    <w:rsid w:val="00A10FD9"/>
-    <w:rPr>
-      <w:rFonts w:asciiTheme="majorHAnsi" w:cstheme="majorBidi" w:eastAsiaTheme="majorEastAsia" w:hAnsiTheme="majorHAnsi"/>
-      <w:sz w:val="56"/>
-      <w:szCs w:val="56"/>
+      <w:b/>
+      <w:bCs/>
+      <w:color w:themeColor="accent1" w:themeShade="B5" w:val="345A8A"/>
+      <w:sz w:val="36"/>
+      <w:szCs w:val="36"/>
     </w:rPr>
   </w:style>
   <w:style w:styleId="Subtitle" w:type="paragraph">
     <w:name w:val="Subtitle"/>
-    <w:basedOn w:val="Title"/>
-    <w:next w:val="BodyText"/>
-    <w:link w:val="SubtitleChar"/>
-    <w:uiPriority w:val="11"/>
-    <w:qFormat/>
-    <w:rsid w:val="00A10FD9"/>
-    <w:pPr>
-      <w:numPr>
-        <w:ilvl w:val="1"/>
-      </w:numPr>
-    </w:pPr>
-    <w:rPr>
-      <w:rFonts w:cstheme="majorBidi" w:eastAsiaTheme="majorEastAsia"/>
-      <w:spacing w:val="15"/>
-      <w:sz w:val="28"/>
-      <w:szCs w:val="28"/>
-    </w:rPr>
-  </w:style>
-  <w:style w:customStyle="1" w:styleId="SubtitleChar" w:type="character">
-    <w:name w:val="Subtitle Char"/>
-    <w:basedOn w:val="DefaultParagraphFont"/>
-    <w:link w:val="Subtitle"/>
-    <w:uiPriority w:val="11"/>
-    <w:rsid w:val="00A10FD9"/>
-    <w:rPr>
-      <w:rFonts w:cstheme="majorBidi" w:eastAsiaTheme="majorEastAsia"/>
-      <w:color w:themeColor="text1" w:themeTint="A6" w:val="595959"/>
-      <w:spacing w:val="15"/>
-      <w:sz w:val="28"/>
-      <w:szCs w:val="28"/>
-    </w:rPr>
-  </w:style>
-  <w:style w:customStyle="1" w:styleId="Author" w:type="paragraph">
-    <w:name w:val="Author"/>
     <w:basedOn w:val="Title"/>
     <w:next w:val="BodyText"/>
     <w:qFormat/>
     <w:pPr>
       <w:keepNext/>
       <w:keepLines/>
+      <w:spacing w:after="240" w:before="240"/>
+      <w:jc w:val="center"/>
     </w:pPr>
     <w:rPr>
-      <w:sz w:val="24"/>
-      <w:szCs w:val="24"/>
-    </w:rPr>
-  </w:style>
-  <w:style w:styleId="Date" w:type="paragraph">
-    <w:name w:val="Date"/>
-    <w:basedOn w:val="Title"/>
+      <w:sz w:val="30"/>
+      <w:szCs w:val="30"/>
+    </w:rPr>
+  </w:style>
+  <w:style w:customStyle="1" w:styleId="Author" w:type="paragraph">
+    <w:name w:val="Author"/>
     <w:next w:val="BodyText"/>
     <w:qFormat/>
     <w:pPr>
       <w:keepNext/>
       <w:keepLines/>
+      <w:jc w:val="center"/>
     </w:pPr>
-    <w:rPr>
-      <w:sz w:val="24"/>
-      <w:szCs w:val="24"/>
-    </w:rPr>
+  </w:style>
+  <w:style w:styleId="Date" w:type="paragraph">
+    <w:name w:val="Date"/>
+    <w:next w:val="BodyText"/>
+    <w:qFormat/>
+    <w:pPr>
+      <w:keepNext/>
+      <w:keepLines/>
+      <w:jc w:val="center"/>
+    </w:pPr>
   </w:style>
   <w:style w:customStyle="1" w:styleId="AbstractTitle" w:type="paragraph">
     <w:name w:val="Abstract Title"/>
@@ -1414,13 +1407,15 @@
     <w:pPr>
       <w:keepNext/>
       <w:keepLines/>
+      <w:jc w:val="center"/>
       <w:spacing w:after="0" w:before="300"/>
-      <w:jc w:val="center"/>
     </w:pPr>
     <w:rPr>
-      <w:b/>
       <w:sz w:val="20"/>
       <w:szCs w:val="20"/>
+      <w:b/>
+      <w:color w:val="345A8A"/>
+      &gt;
     </w:rPr>
   </w:style>
   <w:style w:customStyle="1" w:styleId="Abstract" w:type="paragraph">
@@ -1447,321 +1442,191 @@
     <w:rPr/>
   </w:style>
   <w:style w:styleId="Heading1" w:type="paragraph">
-    <w:name w:val="heading 1"/>
+    <w:name w:val="Heading 1"/>
     <w:basedOn w:val="Normal"/>
     <w:next w:val="BodyText"/>
-    <w:link w:val="Heading1Char"/>
     <w:uiPriority w:val="9"/>
     <w:qFormat/>
-    <w:rsid w:val="00A10FD9"/>
     <w:pPr>
       <w:keepNext/>
       <w:keepLines/>
-      <w:spacing w:after="80" w:before="360"/>
+      <w:spacing w:after="0" w:before="480"/>
       <w:outlineLvl w:val="0"/>
     </w:pPr>
     <w:rPr>
       <w:rFonts w:asciiTheme="majorHAnsi" w:cstheme="majorBidi" w:eastAsiaTheme="majorEastAsia" w:hAnsiTheme="majorHAnsi"/>
-      <w:color w:themeColor="accent1" w:themeShade="BF" w:val="0F4761"/>
-      <w:sz w:val="40"/>
-      <w:szCs w:val="40"/>
+      <w:b/>
+      <w:bCs/>
+      <w:color w:themeColor="accent1" w:val="4F81BD"/>
+      <w:sz w:val="32"/>
+      <w:szCs w:val="32"/>
     </w:rPr>
   </w:style>
   <w:style w:styleId="Heading2" w:type="paragraph">
-    <w:name w:val="heading 2"/>
+    <w:name w:val="Heading 2"/>
     <w:basedOn w:val="Normal"/>
     <w:next w:val="BodyText"/>
-    <w:link w:val="Heading2Char"/>
     <w:uiPriority w:val="9"/>
-    <w:semiHidden/>
     <w:unhideWhenUsed/>
     <w:qFormat/>
-    <w:rsid w:val="00A10FD9"/>
     <w:pPr>
       <w:keepNext/>
       <w:keepLines/>
-      <w:spacing w:after="80" w:before="160"/>
+      <w:spacing w:after="0" w:before="200"/>
       <w:outlineLvl w:val="1"/>
     </w:pPr>
     <w:rPr>
       <w:rFonts w:asciiTheme="majorHAnsi" w:cstheme="majorBidi" w:eastAsiaTheme="majorEastAsia" w:hAnsiTheme="majorHAnsi"/>
-      <w:color w:themeColor="accent1" w:themeShade="BF" w:val="0F4761"/>
-      <w:sz w:val="32"/>
-      <w:szCs w:val="32"/>
+      <w:b/>
+      <w:bCs/>
+      <w:color w:themeColor="accent1" w:val="4F81BD"/>
+      <w:sz w:val="28"/>
+      <w:szCs w:val="28"/>
     </w:rPr>
   </w:style>
   <w:style w:styleId="Heading3" w:type="paragraph">
-    <w:name w:val="heading 3"/>
+    <w:name w:val="Heading 3"/>
     <w:basedOn w:val="Normal"/>
     <w:next w:val="BodyText"/>
-    <w:link w:val="Heading3Char"/>
     <w:uiPriority w:val="9"/>
-    <w:semiHidden/>
     <w:unhideWhenUsed/>
     <w:qFormat/>
-    <w:rsid w:val="00A10FD9"/>
     <w:pPr>
       <w:keepNext/>
       <w:keepLines/>
-      <w:spacing w:after="80" w:before="160"/>
+      <w:spacing w:after="0" w:before="200"/>
       <w:outlineLvl w:val="2"/>
     </w:pPr>
     <w:rPr>
-      <w:rFonts w:cstheme="majorBidi" w:eastAsiaTheme="majorEastAsia"/>
-      <w:color w:themeColor="accent1" w:themeShade="BF" w:val="0F4761"/>
-      <w:sz w:val="28"/>
-      <w:szCs w:val="28"/>
+      <w:rFonts w:asciiTheme="majorHAnsi" w:cstheme="majorBidi" w:eastAsiaTheme="majorEastAsia" w:hAnsiTheme="majorHAnsi"/>
+      <w:b/>
+      <w:bCs/>
+      <w:color w:themeColor="accent1" w:val="4F81BD"/>
+      <w:sz w:val="24"/>
+      <w:szCs w:val="24"/>
     </w:rPr>
   </w:style>
   <w:style w:styleId="Heading4" w:type="paragraph">
-    <w:name w:val="heading 4"/>
+    <w:name w:val="Heading 4"/>
     <w:basedOn w:val="Normal"/>
     <w:next w:val="BodyText"/>
-    <w:link w:val="Heading4Char"/>
     <w:uiPriority w:val="9"/>
-    <w:semiHidden/>
     <w:unhideWhenUsed/>
     <w:qFormat/>
-    <w:rsid w:val="00A10FD9"/>
     <w:pPr>
       <w:keepNext/>
       <w:keepLines/>
-      <w:spacing w:after="40" w:before="80"/>
+      <w:spacing w:after="0" w:before="200"/>
       <w:outlineLvl w:val="3"/>
     </w:pPr>
     <w:rPr>
-      <w:rFonts w:cstheme="majorBidi" w:eastAsiaTheme="majorEastAsia"/>
+      <w:rFonts w:asciiTheme="majorHAnsi" w:cstheme="majorBidi" w:eastAsiaTheme="majorEastAsia" w:hAnsiTheme="majorHAnsi"/>
       <w:i/>
-      <w:iCs/>
-      <w:color w:themeColor="accent1" w:themeShade="BF" w:val="0F4761"/>
+      <w:bCs/>
+      <w:color w:themeColor="accent1" w:val="4F81BD"/>
+      <w:sz w:val="24"/>
+      <w:szCs w:val="24"/>
     </w:rPr>
   </w:style>
   <w:style w:styleId="Heading5" w:type="paragraph">
-    <w:name w:val="heading 5"/>
+    <w:name w:val="Heading 5"/>
     <w:basedOn w:val="Normal"/>
     <w:next w:val="BodyText"/>
-    <w:link w:val="Heading5Char"/>
     <w:uiPriority w:val="9"/>
-    <w:semiHidden/>
     <w:unhideWhenUsed/>
     <w:qFormat/>
-    <w:rsid w:val="00A10FD9"/>
     <w:pPr>
       <w:keepNext/>
       <w:keepLines/>
-      <w:spacing w:after="40" w:before="80"/>
+      <w:spacing w:after="0" w:before="200"/>
       <w:outlineLvl w:val="4"/>
     </w:pPr>
     <w:rPr>
-      <w:rFonts w:cstheme="majorBidi" w:eastAsiaTheme="majorEastAsia"/>
-      <w:color w:themeColor="accent1" w:themeShade="BF" w:val="0F4761"/>
+      <w:rFonts w:asciiTheme="majorHAnsi" w:cstheme="majorBidi" w:eastAsiaTheme="majorEastAsia" w:hAnsiTheme="majorHAnsi"/>
+      <w:iCs/>
+      <w:color w:themeColor="accent1" w:val="4F81BD"/>
+      <w:sz w:val="24"/>
+      <w:szCs w:val="24"/>
     </w:rPr>
   </w:style>
   <w:style w:styleId="Heading6" w:type="paragraph">
-    <w:name w:val="heading 6"/>
+    <w:name w:val="Heading 6"/>
     <w:basedOn w:val="Normal"/>
     <w:next w:val="BodyText"/>
-    <w:link w:val="Heading6Char"/>
     <w:uiPriority w:val="9"/>
-    <w:semiHidden/>
     <w:unhideWhenUsed/>
     <w:qFormat/>
-    <w:rsid w:val="00A10FD9"/>
     <w:pPr>
       <w:keepNext/>
       <w:keepLines/>
-      <w:spacing w:after="0" w:before="40"/>
+      <w:spacing w:after="0" w:before="200"/>
       <w:outlineLvl w:val="5"/>
     </w:pPr>
     <w:rPr>
-      <w:rFonts w:cstheme="majorBidi" w:eastAsiaTheme="majorEastAsia"/>
-      <w:i/>
-      <w:iCs/>
-      <w:color w:themeColor="text1" w:themeTint="A6" w:val="595959"/>
+      <w:rFonts w:asciiTheme="majorHAnsi" w:cstheme="majorBidi" w:eastAsiaTheme="majorEastAsia" w:hAnsiTheme="majorHAnsi"/>
+      <w:color w:themeColor="accent1" w:val="4F81BD"/>
+      <w:sz w:val="24"/>
+      <w:szCs w:val="24"/>
     </w:rPr>
   </w:style>
   <w:style w:styleId="Heading7" w:type="paragraph">
-    <w:name w:val="heading 7"/>
+    <w:name w:val="Heading 7"/>
     <w:basedOn w:val="Normal"/>
     <w:next w:val="BodyText"/>
-    <w:link w:val="Heading7Char"/>
     <w:uiPriority w:val="9"/>
-    <w:semiHidden/>
     <w:unhideWhenUsed/>
     <w:qFormat/>
-    <w:rsid w:val="00A10FD9"/>
     <w:pPr>
       <w:keepNext/>
       <w:keepLines/>
-      <w:spacing w:after="0" w:before="40"/>
+      <w:spacing w:after="0" w:before="200"/>
       <w:outlineLvl w:val="6"/>
     </w:pPr>
     <w:rPr>
-      <w:rFonts w:cstheme="majorBidi" w:eastAsiaTheme="majorEastAsia"/>
-      <w:color w:themeColor="text1" w:themeTint="A6" w:val="595959"/>
+      <w:rFonts w:asciiTheme="majorHAnsi" w:cstheme="majorBidi" w:eastAsiaTheme="majorEastAsia" w:hAnsiTheme="majorHAnsi"/>
+      <w:color w:themeColor="accent1" w:val="4F81BD"/>
+      <w:sz w:val="24"/>
+      <w:szCs w:val="24"/>
     </w:rPr>
   </w:style>
   <w:style w:styleId="Heading8" w:type="paragraph">
-    <w:name w:val="heading 8"/>
+    <w:name w:val="Heading 8"/>
     <w:basedOn w:val="Normal"/>
     <w:next w:val="BodyText"/>
-    <w:link w:val="Heading8Char"/>
     <w:uiPriority w:val="9"/>
-    <w:semiHidden/>
     <w:unhideWhenUsed/>
     <w:qFormat/>
-    <w:rsid w:val="00A10FD9"/>
     <w:pPr>
       <w:keepNext/>
       <w:keepLines/>
-      <w:spacing w:after="0"/>
+      <w:spacing w:after="0" w:before="200"/>
       <w:outlineLvl w:val="7"/>
     </w:pPr>
     <w:rPr>
-      <w:rFonts w:cstheme="majorBidi" w:eastAsiaTheme="majorEastAsia"/>
-      <w:i/>
-      <w:iCs/>
-      <w:color w:themeColor="text1" w:themeTint="D8" w:val="272727"/>
+      <w:rFonts w:asciiTheme="majorHAnsi" w:cstheme="majorBidi" w:eastAsiaTheme="majorEastAsia" w:hAnsiTheme="majorHAnsi"/>
+      <w:color w:themeColor="accent1" w:val="4F81BD"/>
+      <w:sz w:val="24"/>
+      <w:szCs w:val="24"/>
     </w:rPr>
   </w:style>
   <w:style w:styleId="Heading9" w:type="paragraph">
-    <w:name w:val="heading 9"/>
+    <w:name w:val="Heading 9"/>
     <w:basedOn w:val="Normal"/>
     <w:next w:val="BodyText"/>
-    <w:link w:val="Heading9Char"/>
     <w:uiPriority w:val="9"/>
-    <w:semiHidden/>
     <w:unhideWhenUsed/>
     <w:qFormat/>
-    <w:rsid w:val="00A10FD9"/>
     <w:pPr>
       <w:keepNext/>
       <w:keepLines/>
-      <w:spacing w:after="0"/>
+      <w:spacing w:after="0" w:before="200"/>
       <w:outlineLvl w:val="8"/>
     </w:pPr>
     <w:rPr>
-      <w:rFonts w:cstheme="majorBidi" w:eastAsiaTheme="majorEastAsia"/>
-      <w:color w:themeColor="text1" w:themeTint="D8" w:val="272727"/>
-    </w:rPr>
-  </w:style>
-  <w:style w:customStyle="1" w:styleId="Heading1Char" w:type="character">
-    <w:name w:val="Heading 1 Char"/>
-    <w:basedOn w:val="DefaultParagraphFont"/>
-    <w:link w:val="Heading1"/>
-    <w:uiPriority w:val="9"/>
-    <w:rsid w:val="00A10FD9"/>
-    <w:rPr>
       <w:rFonts w:asciiTheme="majorHAnsi" w:cstheme="majorBidi" w:eastAsiaTheme="majorEastAsia" w:hAnsiTheme="majorHAnsi"/>
-      <w:color w:themeColor="accent1" w:themeShade="BF" w:val="0F4761"/>
-      <w:sz w:val="40"/>
-      <w:szCs w:val="40"/>
-    </w:rPr>
-  </w:style>
-  <w:style w:customStyle="1" w:styleId="Heading2Char" w:type="character">
-    <w:name w:val="Heading 2 Char"/>
-    <w:basedOn w:val="DefaultParagraphFont"/>
-    <w:link w:val="Heading2"/>
-    <w:uiPriority w:val="9"/>
-    <w:semiHidden/>
-    <w:rsid w:val="00A10FD9"/>
-    <w:rPr>
-      <w:rFonts w:asciiTheme="majorHAnsi" w:cstheme="majorBidi" w:eastAsiaTheme="majorEastAsia" w:hAnsiTheme="majorHAnsi"/>
-      <w:color w:themeColor="accent1" w:themeShade="BF" w:val="0F4761"/>
-      <w:sz w:val="32"/>
-      <w:szCs w:val="32"/>
-    </w:rPr>
-  </w:style>
-  <w:style w:customStyle="1" w:styleId="Heading3Char" w:type="character">
-    <w:name w:val="Heading 3 Char"/>
-    <w:basedOn w:val="DefaultParagraphFont"/>
-    <w:link w:val="Heading3"/>
-    <w:uiPriority w:val="9"/>
-    <w:semiHidden/>
-    <w:rsid w:val="00A10FD9"/>
-    <w:rPr>
-      <w:rFonts w:cstheme="majorBidi" w:eastAsiaTheme="majorEastAsia"/>
-      <w:color w:themeColor="accent1" w:themeShade="BF" w:val="0F4761"/>
-      <w:sz w:val="28"/>
-      <w:szCs w:val="28"/>
-    </w:rPr>
-  </w:style>
-  <w:style w:customStyle="1" w:styleId="Heading4Char" w:type="character">
-    <w:name w:val="Heading 4 Char"/>
-    <w:basedOn w:val="DefaultParagraphFont"/>
-    <w:link w:val="Heading4"/>
-    <w:uiPriority w:val="9"/>
-    <w:semiHidden/>
-    <w:rsid w:val="00A10FD9"/>
-    <w:rPr>
-      <w:rFonts w:cstheme="majorBidi" w:eastAsiaTheme="majorEastAsia"/>
-      <w:i/>
-      <w:iCs/>
-      <w:color w:themeColor="accent1" w:themeShade="BF" w:val="0F4761"/>
-    </w:rPr>
-  </w:style>
-  <w:style w:customStyle="1" w:styleId="Heading5Char" w:type="character">
-    <w:name w:val="Heading 5 Char"/>
-    <w:basedOn w:val="DefaultParagraphFont"/>
-    <w:link w:val="Heading5"/>
-    <w:uiPriority w:val="9"/>
-    <w:semiHidden/>
-    <w:rsid w:val="00A10FD9"/>
-    <w:rPr>
-      <w:rFonts w:cstheme="majorBidi" w:eastAsiaTheme="majorEastAsia"/>
-      <w:color w:themeColor="accent1" w:themeShade="BF" w:val="0F4761"/>
-    </w:rPr>
-  </w:style>
-  <w:style w:customStyle="1" w:styleId="Heading6Char" w:type="character">
-    <w:name w:val="Heading 6 Char"/>
-    <w:basedOn w:val="DefaultParagraphFont"/>
-    <w:link w:val="Heading6"/>
-    <w:uiPriority w:val="9"/>
-    <w:semiHidden/>
-    <w:rsid w:val="00A10FD9"/>
-    <w:rPr>
-      <w:rFonts w:cstheme="majorBidi" w:eastAsiaTheme="majorEastAsia"/>
-      <w:i/>
-      <w:iCs/>
-      <w:color w:themeColor="text1" w:themeTint="A6" w:val="595959"/>
-    </w:rPr>
-  </w:style>
-  <w:style w:customStyle="1" w:styleId="Heading7Char" w:type="character">
-    <w:name w:val="Heading 7 Char"/>
-    <w:basedOn w:val="DefaultParagraphFont"/>
-    <w:link w:val="Heading7"/>
-    <w:uiPriority w:val="9"/>
-    <w:semiHidden/>
-    <w:rsid w:val="00A10FD9"/>
-    <w:rPr>
-      <w:rFonts w:cstheme="majorBidi" w:eastAsiaTheme="majorEastAsia"/>
-      <w:color w:themeColor="text1" w:themeTint="A6" w:val="595959"/>
-    </w:rPr>
-  </w:style>
-  <w:style w:customStyle="1" w:styleId="Heading8Char" w:type="character">
-    <w:name w:val="Heading 8 Char"/>
-    <w:basedOn w:val="DefaultParagraphFont"/>
-    <w:link w:val="Heading8"/>
-    <w:uiPriority w:val="9"/>
-    <w:semiHidden/>
-    <w:rsid w:val="00A10FD9"/>
-    <w:rPr>
-      <w:rFonts w:cstheme="majorBidi" w:eastAsiaTheme="majorEastAsia"/>
-      <w:i/>
-      <w:iCs/>
-      <w:color w:themeColor="text1" w:themeTint="D8" w:val="272727"/>
-    </w:rPr>
-  </w:style>
-  <w:style w:customStyle="1" w:styleId="Heading9Char" w:type="character">
-    <w:name w:val="Heading 9 Char"/>
-    <w:basedOn w:val="DefaultParagraphFont"/>
-    <w:link w:val="Heading9"/>
-    <w:uiPriority w:val="9"/>
-    <w:semiHidden/>
-    <w:rsid w:val="00A10FD9"/>
-    <w:rPr>
-      <w:rFonts w:cstheme="majorBidi" w:eastAsiaTheme="majorEastAsia"/>
-      <w:color w:themeColor="text1" w:themeTint="D8" w:val="272727"/>
+      <w:color w:themeColor="accent1" w:val="4F81BD"/>
+      <w:sz w:val="24"/>
+      <w:szCs w:val="24"/>
     </w:rPr>
   </w:style>
   <w:style w:styleId="BlockText" w:type="paragraph">
@@ -1783,18 +1648,6 @@
     <w:uiPriority w:val="9"/>
     <w:unhideWhenUsed/>
     <w:qFormat/>
-  </w:style>
-  <w:style w:styleId="FootnoteBlockText" w:type="paragraph">
-    <w:name w:val="Footnote Block Text"/>
-    <w:basedOn w:val="FootnoteText"/>
-    <w:next w:val="FootnoteText"/>
-    <w:uiPriority w:val="9"/>
-    <w:unhideWhenUsed/>
-    <w:qFormat/>
-    <w:pPr>
-      <w:spacing w:after="100" w:before="100"/>
-      <w:ind w:firstLine="0" w:left="480" w:right="480"/>
-    </w:pPr>
   </w:style>
   <w:style w:default="1" w:styleId="DefaultParagraphFont" w:type="character">
     <w:name w:val="Default Paragraph Font"/>
@@ -1817,11 +1670,18 @@
       </w:tblCellMar>
     </w:tblPr>
     <w:tblStylePr w:type="firstRow">
+      <w:tblPr>
+        <w:jc w:val="left"/>
+        <w:tblInd w:type="dxa" w:w="0"/>
+      </w:tblPr>
+      <w:trPr>
+        <w:jc w:val="left"/>
+      </w:trPr>
       <w:tcPr>
+        <w:vAlign w:val="bottom"/>
         <w:tcBorders>
           <w:bottom w:val="single"/>
         </w:tcBorders>
-        <w:vAlign w:val="bottom"/>
       </w:tcPr>
     </w:tblStylePr>
   </w:style>
@@ -1936,8 +1796,8 @@
     <w:name w:val="KeywordTok"/>
     <w:basedOn w:val="VerbatimChar"/>
     <w:rPr>
+      <w:color w:val="007020"/>
       <w:b/>
-      <w:color w:val="007020"/>
     </w:rPr>
   </w:style>
   <w:style w:type="character" w:customStyle="1" w:styleId="DataTypeTok">
@@ -2014,42 +1874,42 @@
     <w:name w:val="ImportTok"/>
     <w:basedOn w:val="VerbatimChar"/>
     <w:rPr>
+      <w:color w:val="008000"/>
       <w:b/>
-      <w:color w:val="008000"/>
     </w:rPr>
   </w:style>
   <w:style w:type="character" w:customStyle="1" w:styleId="CommentTok">
     <w:name w:val="CommentTok"/>
     <w:basedOn w:val="VerbatimChar"/>
     <w:rPr>
+      <w:color w:val="60a0b0"/>
       <w:i/>
-      <w:color w:val="60a0b0"/>
     </w:rPr>
   </w:style>
   <w:style w:type="character" w:customStyle="1" w:styleId="DocumentationTok">
     <w:name w:val="DocumentationTok"/>
     <w:basedOn w:val="VerbatimChar"/>
     <w:rPr>
+      <w:color w:val="ba2121"/>
       <w:i/>
-      <w:color w:val="ba2121"/>
     </w:rPr>
   </w:style>
   <w:style w:type="character" w:customStyle="1" w:styleId="AnnotationTok">
     <w:name w:val="AnnotationTok"/>
     <w:basedOn w:val="VerbatimChar"/>
     <w:rPr>
+      <w:color w:val="60a0b0"/>
       <w:b/>
       <w:i/>
-      <w:color w:val="60a0b0"/>
     </w:rPr>
   </w:style>
   <w:style w:type="character" w:customStyle="1" w:styleId="CommentVarTok">
     <w:name w:val="CommentVarTok"/>
     <w:basedOn w:val="VerbatimChar"/>
     <w:rPr>
+      <w:color w:val="60a0b0"/>
       <w:b/>
       <w:i/>
-      <w:color w:val="60a0b0"/>
     </w:rPr>
   </w:style>
   <w:style w:type="character" w:customStyle="1" w:styleId="OtherTok">
@@ -2077,8 +1937,8 @@
     <w:name w:val="ControlFlowTok"/>
     <w:basedOn w:val="VerbatimChar"/>
     <w:rPr>
+      <w:color w:val="007020"/>
       <w:b/>
-      <w:color w:val="007020"/>
     </w:rPr>
   </w:style>
   <w:style w:type="character" w:customStyle="1" w:styleId="OperatorTok">
@@ -2123,34 +1983,34 @@
     <w:name w:val="InformationTok"/>
     <w:basedOn w:val="VerbatimChar"/>
     <w:rPr>
+      <w:color w:val="60a0b0"/>
       <w:b/>
       <w:i/>
-      <w:color w:val="60a0b0"/>
     </w:rPr>
   </w:style>
   <w:style w:type="character" w:customStyle="1" w:styleId="WarningTok">
     <w:name w:val="WarningTok"/>
     <w:basedOn w:val="VerbatimChar"/>
     <w:rPr>
+      <w:color w:val="60a0b0"/>
       <w:b/>
       <w:i/>
-      <w:color w:val="60a0b0"/>
     </w:rPr>
   </w:style>
   <w:style w:type="character" w:customStyle="1" w:styleId="AlertTok">
     <w:name w:val="AlertTok"/>
     <w:basedOn w:val="VerbatimChar"/>
     <w:rPr>
+      <w:color w:val="ff0000"/>
       <w:b/>
-      <w:color w:val="ff0000"/>
     </w:rPr>
   </w:style>
   <w:style w:type="character" w:customStyle="1" w:styleId="ErrorTok">
     <w:name w:val="ErrorTok"/>
     <w:basedOn w:val="VerbatimChar"/>
     <w:rPr>
+      <w:color w:val="ff0000"/>
       <w:b/>
-      <w:color w:val="ff0000"/>
     </w:rPr>
   </w:style>
   <w:style w:type="character" w:customStyle="1" w:styleId="NormalTok">
@@ -2172,44 +2032,44 @@
         <a:sysClr val="window" lastClr="FFFFFF"/>
       </a:lt1>
       <a:dk2>
-        <a:srgbClr val="0E2841"/>
+        <a:srgbClr val="1F497D"/>
       </a:dk2>
       <a:lt2>
-        <a:srgbClr val="E8E8E8"/>
+        <a:srgbClr val="EEECE1"/>
       </a:lt2>
       <a:accent1>
-        <a:srgbClr val="156082"/>
+        <a:srgbClr val="4F81BD"/>
       </a:accent1>
       <a:accent2>
-        <a:srgbClr val="E97132"/>
+        <a:srgbClr val="C0504D"/>
       </a:accent2>
       <a:accent3>
-        <a:srgbClr val="196B24"/>
+        <a:srgbClr val="9BBB59"/>
       </a:accent3>
       <a:accent4>
-        <a:srgbClr val="0F9ED5"/>
+        <a:srgbClr val="8064A2"/>
       </a:accent4>
       <a:accent5>
-        <a:srgbClr val="A02B93"/>
+        <a:srgbClr val="4BACC6"/>
       </a:accent5>
       <a:accent6>
-        <a:srgbClr val="4EA72E"/>
+        <a:srgbClr val="F79646"/>
       </a:accent6>
       <a:hlink>
-        <a:srgbClr val="467886"/>
+        <a:srgbClr val="0000FF"/>
       </a:hlink>
       <a:folHlink>
-        <a:srgbClr val="96607D"/>
+        <a:srgbClr val="800080"/>
       </a:folHlink>
     </a:clrScheme>
     <a:fontScheme name="Office">
       <a:majorFont>
-        <a:latin typeface="Aptos Display" panose="02110004020202020204"/>
+        <a:latin typeface="Calibri"/>
         <a:ea typeface=""/>
         <a:cs typeface=""/>
-        <a:font script="Jpan" typeface="游ゴシック Light"/>
+        <a:font script="Jpan" typeface="ＭＳ ゴシック"/>
         <a:font script="Hang" typeface="맑은 고딕"/>
-        <a:font script="Hans" typeface="等线 Light"/>
+        <a:font script="Hans" typeface="宋体"/>
         <a:font script="Hant" typeface="新細明體"/>
         <a:font script="Arab" typeface="Times New Roman"/>
         <a:font script="Hebr" typeface="Times New Roman"/>
@@ -2236,32 +2096,14 @@
         <a:font script="Mong" typeface="Mongolian Baiti"/>
         <a:font script="Viet" typeface="Times New Roman"/>
         <a:font script="Uigh" typeface="Microsoft Uighur"/>
-        <a:font script="Geor" typeface="Sylfaen"/>
-        <a:font script="Armn" typeface="Arial"/>
-        <a:font script="Bugi" typeface="Leelawadee UI"/>
-        <a:font script="Bopo" typeface="Microsoft JhengHei"/>
-        <a:font script="Java" typeface="Javanese Text"/>
-        <a:font script="Lisu" typeface="Segoe UI"/>
-        <a:font script="Mymr" typeface="Myanmar Text"/>
-        <a:font script="Nkoo" typeface="Ebrima"/>
-        <a:font script="Olck" typeface="Nirmala UI"/>
-        <a:font script="Osma" typeface="Ebrima"/>
-        <a:font script="Phag" typeface="Phagspa"/>
-        <a:font script="Syrn" typeface="Estrangelo Edessa"/>
-        <a:font script="Syrj" typeface="Estrangelo Edessa"/>
-        <a:font script="Syre" typeface="Estrangelo Edessa"/>
-        <a:font script="Sora" typeface="Nirmala UI"/>
-        <a:font script="Tale" typeface="Microsoft Tai Le"/>
-        <a:font script="Talu" typeface="Microsoft New Tai Lue"/>
-        <a:font script="Tfng" typeface="Ebrima"/>
       </a:majorFont>
       <a:minorFont>
-        <a:latin typeface="Aptos" panose="02110004020202020204"/>
+        <a:latin typeface="Cambria"/>
         <a:ea typeface=""/>
         <a:cs typeface=""/>
-        <a:font script="Jpan" typeface="游明朝"/>
+        <a:font script="Jpan" typeface="ＭＳ 明朝"/>
         <a:font script="Hang" typeface="맑은 고딕"/>
-        <a:font script="Hans" typeface="等线"/>
+        <a:font script="Hans" typeface="宋体"/>
         <a:font script="Hant" typeface="新細明體"/>
         <a:font script="Arab" typeface="Arial"/>
         <a:font script="Hebr" typeface="Arial"/>
@@ -2288,24 +2130,6 @@
         <a:font script="Mong" typeface="Mongolian Baiti"/>
         <a:font script="Viet" typeface="Arial"/>
         <a:font script="Uigh" typeface="Microsoft Uighur"/>
-        <a:font script="Geor" typeface="Sylfaen"/>
-        <a:font script="Armn" typeface="Arial"/>
-        <a:font script="Bugi" typeface="Leelawadee UI"/>
-        <a:font script="Bopo" typeface="Microsoft JhengHei"/>
-        <a:font script="Java" typeface="Javanese Text"/>
-        <a:font script="Lisu" typeface="Segoe UI"/>
-        <a:font script="Mymr" typeface="Myanmar Text"/>
-        <a:font script="Nkoo" typeface="Ebrima"/>
-        <a:font script="Olck" typeface="Nirmala UI"/>
-        <a:font script="Osma" typeface="Ebrima"/>
-        <a:font script="Phag" typeface="Phagspa"/>
-        <a:font script="Syrn" typeface="Estrangelo Edessa"/>
-        <a:font script="Syrj" typeface="Estrangelo Edessa"/>
-        <a:font script="Syre" typeface="Estrangelo Edessa"/>
-        <a:font script="Sora" typeface="Nirmala UI"/>
-        <a:font script="Tale" typeface="Microsoft Tai Le"/>
-        <a:font script="Talu" typeface="Microsoft New Tai Lue"/>
-        <a:font script="Tfng" typeface="Ebrima"/>
       </a:minorFont>
     </a:fontScheme>
     <a:fmtScheme name="Office">
@@ -2317,141 +2141,200 @@
           <a:gsLst>
             <a:gs pos="0">
               <a:schemeClr val="phClr">
-                <a:lumMod val="110000"/>
-                <a:satMod val="105000"/>
-                <a:tint val="67000"/>
+                <a:tint val="50000"/>
+                <a:satMod val="300000"/>
               </a:schemeClr>
             </a:gs>
-            <a:gs pos="50000">
+            <a:gs pos="35000">
               <a:schemeClr val="phClr">
-                <a:lumMod val="105000"/>
-                <a:satMod val="103000"/>
-                <a:tint val="73000"/>
+                <a:tint val="37000"/>
+                <a:satMod val="300000"/>
               </a:schemeClr>
             </a:gs>
             <a:gs pos="100000">
               <a:schemeClr val="phClr">
-                <a:lumMod val="105000"/>
-                <a:satMod val="109000"/>
-                <a:tint val="81000"/>
+                <a:tint val="15000"/>
+                <a:satMod val="350000"/>
               </a:schemeClr>
             </a:gs>
           </a:gsLst>
-          <a:lin ang="5400000" scaled="0"/>
+          <a:lin ang="16200000" scaled="1"/>
         </a:gradFill>
         <a:gradFill rotWithShape="1">
           <a:gsLst>
             <a:gs pos="0">
               <a:schemeClr val="phClr">
-                <a:satMod val="103000"/>
-                <a:lumMod val="102000"/>
-                <a:tint val="94000"/>
-              </a:schemeClr>
-            </a:gs>
-            <a:gs pos="50000">
-              <a:schemeClr val="phClr">
-                <a:satMod val="110000"/>
-                <a:lumMod val="100000"/>
+                <a:tint val="100000"/>
                 <a:shade val="100000"/>
+                <a:satMod val="130000"/>
               </a:schemeClr>
             </a:gs>
             <a:gs pos="100000">
               <a:schemeClr val="phClr">
-                <a:lumMod val="99000"/>
-                <a:satMod val="120000"/>
-                <a:shade val="78000"/>
+                <a:tint val="50000"/>
+                <a:shade val="100000"/>
+                <a:satMod val="350000"/>
               </a:schemeClr>
             </a:gs>
           </a:gsLst>
-          <a:lin ang="5400000" scaled="0"/>
+          <a:lin ang="16200000" scaled="0"/>
         </a:gradFill>
       </a:fillStyleLst>
       <a:lnStyleLst>
-        <a:ln w="6350" cap="flat" cmpd="sng" algn="ctr">
+        <a:ln w="9525" cap="flat" cmpd="sng" algn="ctr">
+          <a:solidFill>
+            <a:schemeClr val="phClr">
+              <a:shade val="95000"/>
+              <a:satMod val="105000"/>
+            </a:schemeClr>
+          </a:solidFill>
+          <a:prstDash val="solid"/>
+        </a:ln>
+        <a:ln w="25400" cap="flat" cmpd="sng" algn="ctr">
           <a:solidFill>
             <a:schemeClr val="phClr"/>
           </a:solidFill>
           <a:prstDash val="solid"/>
-          <a:miter lim="800000"/>
         </a:ln>
-        <a:ln w="12700" cap="flat" cmpd="sng" algn="ctr">
+        <a:ln w="38100" cap="flat" cmpd="sng" algn="ctr">
           <a:solidFill>
             <a:schemeClr val="phClr"/>
           </a:solidFill>
           <a:prstDash val="solid"/>
-          <a:miter lim="800000"/>
-        </a:ln>
-        <a:ln w="19050" cap="flat" cmpd="sng" algn="ctr">
-          <a:solidFill>
-            <a:schemeClr val="phClr"/>
-          </a:solidFill>
-          <a:prstDash val="solid"/>
-          <a:miter lim="800000"/>
         </a:ln>
       </a:lnStyleLst>
       <a:effectStyleLst>
         <a:effectStyle>
-          <a:effectLst/>
-        </a:effectStyle>
-        <a:effectStyle>
-          <a:effectLst/>
+          <a:effectLst>
+            <a:outerShdw blurRad="40000" dist="20000" dir="5400000" rotWithShape="0">
+              <a:srgbClr val="000000">
+                <a:alpha val="38000"/>
+              </a:srgbClr>
+            </a:outerShdw>
+          </a:effectLst>
         </a:effectStyle>
         <a:effectStyle>
           <a:effectLst>
-            <a:outerShdw blurRad="57150" dist="19050" dir="5400000" algn="ctr" rotWithShape="0">
+            <a:outerShdw blurRad="40000" dist="23000" dir="5400000" rotWithShape="0">
               <a:srgbClr val="000000">
-                <a:alpha val="63000"/>
+                <a:alpha val="35000"/>
               </a:srgbClr>
             </a:outerShdw>
           </a:effectLst>
+        </a:effectStyle>
+        <a:effectStyle>
+          <a:effectLst>
+            <a:outerShdw blurRad="40000" dist="23000" dir="5400000" rotWithShape="0">
+              <a:srgbClr val="000000">
+                <a:alpha val="35000"/>
+              </a:srgbClr>
+            </a:outerShdw>
+          </a:effectLst>
+          <a:scene3d>
+            <a:camera prst="orthographicFront">
+              <a:rot lat="0" lon="0" rev="0"/>
+            </a:camera>
+            <a:lightRig rig="threePt" dir="t">
+              <a:rot lat="0" lon="0" rev="1200000"/>
+            </a:lightRig>
+          </a:scene3d>
+          <a:sp3d>
+            <a:bevelT w="63500" h="25400"/>
+          </a:sp3d>
         </a:effectStyle>
       </a:effectStyleLst>
       <a:bgFillStyleLst>
         <a:solidFill>
           <a:schemeClr val="phClr"/>
         </a:solidFill>
-        <a:solidFill>
-          <a:schemeClr val="phClr">
-            <a:tint val="95000"/>
-            <a:satMod val="170000"/>
-          </a:schemeClr>
-        </a:solidFill>
         <a:gradFill rotWithShape="1">
           <a:gsLst>
             <a:gs pos="0">
               <a:schemeClr val="phClr">
-                <a:tint val="93000"/>
-                <a:satMod val="150000"/>
-                <a:shade val="98000"/>
-                <a:lumMod val="102000"/>
+                <a:tint val="40000"/>
+                <a:satMod val="350000"/>
               </a:schemeClr>
             </a:gs>
-            <a:gs pos="50000">
+            <a:gs pos="40000">
               <a:schemeClr val="phClr">
-                <a:tint val="98000"/>
-                <a:satMod val="130000"/>
-                <a:shade val="90000"/>
-                <a:lumMod val="103000"/>
+                <a:tint val="45000"/>
+                <a:shade val="99000"/>
+                <a:satMod val="350000"/>
               </a:schemeClr>
             </a:gs>
             <a:gs pos="100000">
               <a:schemeClr val="phClr">
-                <a:shade val="63000"/>
-                <a:satMod val="120000"/>
+                <a:shade val="20000"/>
+                <a:satMod val="255000"/>
               </a:schemeClr>
             </a:gs>
           </a:gsLst>
-          <a:lin ang="5400000" scaled="0"/>
+          <a:path path="circle">
+            <a:fillToRect l="50000" t="-80000" r="50000" b="180000"/>
+          </a:path>
+        </a:gradFill>
+        <a:gradFill rotWithShape="1">
+          <a:gsLst>
+            <a:gs pos="0">
+              <a:schemeClr val="phClr">
+                <a:tint val="80000"/>
+                <a:satMod val="300000"/>
+              </a:schemeClr>
+            </a:gs>
+            <a:gs pos="100000">
+              <a:schemeClr val="phClr">
+                <a:shade val="30000"/>
+                <a:satMod val="200000"/>
+              </a:schemeClr>
+            </a:gs>
+          </a:gsLst>
+          <a:path path="circle">
+            <a:fillToRect l="50000" t="50000" r="50000" b="50000"/>
+          </a:path>
         </a:gradFill>
       </a:bgFillStyleLst>
     </a:fmtScheme>
   </a:themeElements>
-  <a:objectDefaults/>
+  <a:objectDefaults>
+    <a:spDef>
+      <a:spPr/>
+      <a:bodyPr/>
+      <a:lstStyle/>
+      <a:style>
+        <a:lnRef idx="1">
+          <a:schemeClr val="accent1"/>
+        </a:lnRef>
+        <a:fillRef idx="3">
+          <a:schemeClr val="accent1"/>
+        </a:fillRef>
+        <a:effectRef idx="2">
+          <a:schemeClr val="accent1"/>
+        </a:effectRef>
+        <a:fontRef idx="minor">
+          <a:schemeClr val="lt1"/>
+        </a:fontRef>
+      </a:style>
+    </a:spDef>
+    <a:lnDef>
+      <a:spPr/>
+      <a:bodyPr/>
+      <a:lstStyle/>
+      <a:style>
+        <a:lnRef idx="2">
+          <a:schemeClr val="accent1"/>
+        </a:lnRef>
+        <a:fillRef idx="0">
+          <a:schemeClr val="accent1"/>
+        </a:fillRef>
+        <a:effectRef idx="1">
+          <a:schemeClr val="accent1"/>
+        </a:effectRef>
+        <a:fontRef idx="minor">
+          <a:schemeClr val="tx1"/>
+        </a:fontRef>
+      </a:style>
+    </a:lnDef>
+  </a:objectDefaults>
   <a:extraClrSchemeLst/>
-  <a:extLst>
-    <a:ext uri="{05A4C25C-085E-4340-85A3-A5531E510DB2}">
-      <thm15:themeFamily xmlns:thm15="http://schemas.microsoft.com/office/thememl/2012/main" name="Office Theme" id="{2E142A2C-CD16-42D6-873A-C26D2A0506FA}" vid="{1BDDFF52-6CD6-40A5-AB3C-68EB2F1E4D0A}"/>
-    </a:ext>
-  </a:extLst>
 </a:theme>
 </file>